--- a/隔離層級比較和理解.docx
+++ b/隔離層級比較和理解.docx
@@ -135,11 +135,6 @@
       </w:r>
     </w:p>
     <w:p>
-      <w:pPr>
-        <w:rPr>
-          <w:rFonts w:hint="eastAsia"/>
-        </w:rPr>
-      </w:pPr>
       <w:r>
         <w:t>S</w:t>
       </w:r>
@@ -151,11 +146,6 @@
       </w:r>
     </w:p>
     <w:p>
-      <w:pPr>
-        <w:rPr>
-          <w:rFonts w:hint="eastAsia"/>
-        </w:rPr>
-      </w:pPr>
       <w:r>
         <w:t>W</w:t>
       </w:r>
@@ -227,11 +217,6 @@
       </w:r>
     </w:p>
     <w:p>
-      <w:pPr>
-        <w:rPr>
-          <w:rFonts w:hint="eastAsia"/>
-        </w:rPr>
-      </w:pPr>
       <w:r>
         <w:t>W</w:t>
       </w:r>
@@ -289,11 +274,6 @@
       </w:r>
     </w:p>
     <w:p>
-      <w:pPr>
-        <w:rPr>
-          <w:rFonts w:hint="eastAsia"/>
-        </w:rPr>
-      </w:pPr>
       <w:r>
         <w:rPr>
           <w:rFonts w:hint="eastAsia"/>
@@ -319,11 +299,6 @@
     <w:p/>
     <w:p/>
     <w:p>
-      <w:pPr>
-        <w:rPr>
-          <w:rFonts w:hint="eastAsia"/>
-        </w:rPr>
-      </w:pPr>
       <w:r>
         <w:rPr>
           <w:rFonts w:hint="eastAsia"/>
@@ -375,19 +350,7 @@
         <w:rPr>
           <w:rFonts w:hint="eastAsia"/>
         </w:rPr>
-        <w:t>只</w:t>
-      </w:r>
-      <w:r>
-        <w:rPr>
-          <w:rFonts w:hint="eastAsia"/>
-        </w:rPr>
-        <w:t>讀取</w:t>
-      </w:r>
-      <w:r>
-        <w:rPr>
-          <w:rFonts w:hint="eastAsia"/>
-        </w:rPr>
-        <w:t>已提交的內容</w:t>
+        <w:t>只讀取已提交的內容</w:t>
       </w:r>
       <w:r>
         <w:rPr>
@@ -1008,11 +971,6 @@
       </w:r>
     </w:p>
     <w:p>
-      <w:pPr>
-        <w:rPr>
-          <w:rFonts w:hint="eastAsia"/>
-        </w:rPr>
-      </w:pPr>
       <w:r>
         <w:rPr>
           <w:rFonts w:hint="eastAsia"/>
@@ -1047,7 +1005,37 @@
         <w:rPr>
           <w:rFonts w:hint="eastAsia"/>
         </w:rPr>
-        <w:t>，然後對整個資料庫都做快照，並且每個步驟都增加快照隔離</w:t>
+        <w:t>，然後對</w:t>
+      </w:r>
+      <w:r>
+        <w:rPr>
+          <w:rFonts w:hint="eastAsia"/>
+        </w:rPr>
+        <w:t>某個</w:t>
+      </w:r>
+      <w:r>
+        <w:rPr>
+          <w:rFonts w:hint="eastAsia"/>
+        </w:rPr>
+        <w:t>row(</w:t>
+      </w:r>
+      <w:r>
+        <w:rPr>
+          <w:rFonts w:hint="eastAsia"/>
+        </w:rPr>
+        <w:t>也可以同時多個</w:t>
+      </w:r>
+      <w:r>
+        <w:rPr>
+          <w:rFonts w:hint="eastAsia"/>
+        </w:rPr>
+        <w:t>row)</w:t>
+      </w:r>
+      <w:r>
+        <w:rPr>
+          <w:rFonts w:hint="eastAsia"/>
+        </w:rPr>
+        <w:t>做快照，並且每個步驟都增加快照隔離</w:t>
       </w:r>
       <w:r>
         <w:rPr>
@@ -1161,7 +1149,7 @@
         <w:rPr>
           <w:rFonts w:hint="eastAsia"/>
         </w:rPr>
-        <w:t>，這樣會導致兩位醫生的請求都被通過，這就很適合用像我的鎖機制去避免這件事，因為概念上其實跟優惠券超發是相同的，悲觀鎖的話就可以在處理時把整個</w:t>
+        <w:t>，這樣會導致兩位醫生的請求都被通過，這就很適合用像我的鎖機制去避免這件事，悲觀鎖的話就可以在處理時把整個</w:t>
       </w:r>
       <w:r>
         <w:rPr>
@@ -1204,47 +1192,36 @@
           <w:rFonts w:hint="eastAsia"/>
         </w:rPr>
         <w:t>。</w:t>
+      </w:r>
+    </w:p>
+    <w:p/>
+    <w:p>
+      <w:r>
+        <w:rPr>
+          <w:rFonts w:hint="eastAsia"/>
+        </w:rPr>
+        <w:t>4.</w:t>
+      </w:r>
+      <w:r>
+        <w:rPr>
+          <w:rFonts w:hint="eastAsia"/>
+        </w:rPr>
+        <w:t>可序列化</w:t>
+      </w:r>
+      <w:r>
+        <w:rPr>
+          <w:rFonts w:hint="eastAsia"/>
+        </w:rPr>
+        <w:t>S</w:t>
+      </w:r>
+      <w:r>
+        <w:rPr>
+          <w:rFonts w:hint="eastAsia"/>
+        </w:rPr>
+        <w:t>erialized</w:t>
       </w:r>
     </w:p>
     <w:p>
-      <w:pPr>
-        <w:rPr>
-          <w:rFonts w:hint="eastAsia"/>
-        </w:rPr>
-      </w:pPr>
-    </w:p>
-    <w:p>
-      <w:r>
-        <w:rPr>
-          <w:rFonts w:hint="eastAsia"/>
-        </w:rPr>
-        <w:t>4.</w:t>
-      </w:r>
-      <w:r>
-        <w:rPr>
-          <w:rFonts w:hint="eastAsia"/>
-        </w:rPr>
-        <w:t>可序列化</w:t>
-      </w:r>
-      <w:r>
-        <w:rPr>
-          <w:rFonts w:hint="eastAsia"/>
-        </w:rPr>
-        <w:t>S</w:t>
-      </w:r>
-      <w:r>
-        <w:rPr>
-          <w:rFonts w:hint="eastAsia"/>
-        </w:rPr>
-        <w:t>erialized</w:t>
-      </w:r>
-    </w:p>
-    <w:p>
-      <w:pPr>
-        <w:rPr>
-          <w:rFonts w:hint="eastAsia"/>
-        </w:rPr>
-      </w:pPr>
       <w:r>
         <w:t xml:space="preserve">Serializable </w:t>
       </w:r>
@@ -1255,13 +1232,19 @@
         <w:t xml:space="preserve"> transaction </w:t>
       </w:r>
       <w:r>
-        <w:t>併發執行後的結果，必須等價於一個接一個依序執</w:t>
-      </w:r>
-      <w:r>
-        <w:rPr>
-          <w:rFonts w:hint="eastAsia"/>
-        </w:rPr>
-        <w:t>行，比如說事務</w:t>
+        <w:t>併發執行後的結果，必須等價於</w:t>
+      </w:r>
+      <w:r>
+        <w:rPr>
+          <w:rFonts w:hint="eastAsia"/>
+        </w:rPr>
+        <w:t>某種循序執行</w:t>
+      </w:r>
+      <w:r>
+        <w:rPr>
+          <w:rFonts w:hint="eastAsia"/>
+        </w:rPr>
+        <w:t>，比如說事務</w:t>
       </w:r>
       <w:r>
         <w:rPr>
@@ -1387,240 +1370,891 @@
     <w:p/>
     <w:p/>
     <w:p/>
+    <w:p/>
     <w:p>
-      <w:pPr>
-        <w:rPr>
-          <w:rFonts w:hint="eastAsia"/>
-        </w:rPr>
-      </w:pPr>
+      <w:r>
+        <w:rPr>
+          <w:rFonts w:hint="eastAsia"/>
+        </w:rPr>
+        <w:lastRenderedPageBreak/>
+        <w:t>PostgreSQL</w:t>
+      </w:r>
+      <w:r>
+        <w:rPr>
+          <w:rFonts w:hint="eastAsia"/>
+        </w:rPr>
+        <w:t>的預設：</w:t>
+      </w:r>
+      <w:r>
+        <w:rPr>
+          <w:rFonts w:hint="eastAsia"/>
+        </w:rPr>
+        <w:t>Read commit</w:t>
+      </w:r>
+      <w:r>
+        <w:rPr>
+          <w:rFonts w:hint="eastAsia"/>
+        </w:rPr>
+        <w:t>ted</w:t>
+      </w:r>
     </w:p>
     <w:p>
       <w:r>
+        <w:t>Transaction A</w:t>
+      </w:r>
+      <w:r>
+        <w:t>：</w:t>
+      </w:r>
+      <w:r>
+        <w:br/>
+        <w:t>SELECT balance FROM account WHERE id=1</w:t>
+      </w:r>
+      <w:r>
+        <w:br/>
+        <w:t>Transaction B</w:t>
+      </w:r>
+      <w:r>
+        <w:br/>
+        <w:t>UPDATE account</w:t>
+      </w:r>
+      <w:r>
+        <w:br/>
+        <w:t>SET balance=balance-100</w:t>
+      </w:r>
+      <w:r>
+        <w:br/>
+        <w:t>WHERE id=1;</w:t>
+      </w:r>
+      <w:r>
+        <w:br/>
+        <w:t>COMMIT</w:t>
+      </w:r>
+      <w:r>
+        <w:br/>
+        <w:t xml:space="preserve">Transaction A </w:t>
+      </w:r>
+      <w:r>
+        <w:t>再次查詢：</w:t>
+      </w:r>
+      <w:r>
+        <w:br/>
+        <w:t>SELECT balance FROM account WHERE id=1</w:t>
+      </w:r>
+      <w:r>
+        <w:br/>
+      </w:r>
+      <w:r>
+        <w:t>可能得到不同結果。</w:t>
+      </w:r>
+    </w:p>
+    <w:p/>
+    <w:p>
+      <w:r>
+        <w:rPr>
+          <w:rFonts w:hint="eastAsia"/>
+        </w:rPr>
+        <w:t>PostgreSQL</w:t>
+      </w:r>
+      <w:r>
+        <w:t xml:space="preserve"> Repeatable Read</w:t>
+      </w:r>
+      <w:r>
+        <w:rPr>
+          <w:rFonts w:hint="eastAsia"/>
+        </w:rPr>
+        <w:t>：</w:t>
+      </w:r>
+      <w:r>
+        <w:rPr>
+          <w:rFonts w:hint="eastAsia"/>
+        </w:rPr>
+        <w:t>目前理解的</w:t>
+      </w:r>
+      <w:r>
+        <w:rPr>
+          <w:rFonts w:hint="eastAsia"/>
+        </w:rPr>
+        <w:t>實務上用的是</w:t>
+      </w:r>
+      <w:r>
+        <w:rPr>
+          <w:rFonts w:hint="eastAsia"/>
+        </w:rPr>
+        <w:t>MVCC(</w:t>
+      </w:r>
+      <w:r>
+        <w:t>multiple</w:t>
+      </w:r>
+      <w:r>
+        <w:rPr>
+          <w:rFonts w:hint="eastAsia"/>
+        </w:rPr>
+        <w:t xml:space="preserve"> version concurrency control)</w:t>
+      </w:r>
+      <w:r>
+        <w:rPr>
+          <w:rFonts w:hint="eastAsia"/>
+        </w:rPr>
+        <w:t>，</w:t>
+      </w:r>
+      <w:r>
+        <w:rPr>
+          <w:rFonts w:hint="eastAsia"/>
+        </w:rPr>
+        <w:t>整個</w:t>
+      </w:r>
+      <w:r>
+        <w:rPr>
+          <w:rFonts w:hint="eastAsia"/>
+        </w:rPr>
+        <w:t>Transaction</w:t>
+      </w:r>
+      <w:r>
+        <w:rPr>
+          <w:rFonts w:hint="eastAsia"/>
+        </w:rPr>
+        <w:t>都會預設得到一個</w:t>
+      </w:r>
+      <w:r>
+        <w:rPr>
+          <w:rFonts w:hint="eastAsia"/>
+        </w:rPr>
+        <w:t>snapshot</w:t>
+      </w:r>
+      <w:r>
+        <w:rPr>
+          <w:rFonts w:hint="eastAsia"/>
+        </w:rPr>
+        <w:t>，</w:t>
+      </w:r>
+      <w:r>
+        <w:rPr>
+          <w:rFonts w:hint="eastAsia"/>
+        </w:rPr>
+        <w:t>t</w:t>
+      </w:r>
+      <w:r>
+        <w:rPr>
+          <w:rFonts w:hint="eastAsia"/>
+        </w:rPr>
+        <w:t>ransaction</w:t>
+      </w:r>
+      <w:r>
+        <w:rPr>
+          <w:rFonts w:hint="eastAsia"/>
+        </w:rPr>
+        <w:t>期間</w:t>
+      </w:r>
+      <w:r>
+        <w:rPr>
+          <w:rFonts w:hint="eastAsia"/>
+        </w:rPr>
+        <w:t>所有查詢</w:t>
+      </w:r>
+      <w:r>
+        <w:rPr>
+          <w:rFonts w:hint="eastAsia"/>
+        </w:rPr>
+        <w:t>都看到相同版本的資料，</w:t>
+      </w:r>
+      <w:r>
+        <w:rPr>
+          <w:rFonts w:hint="eastAsia"/>
+        </w:rPr>
+        <w:t>可以避免</w:t>
+      </w:r>
+      <w:r>
+        <w:rPr>
+          <w:rFonts w:hint="eastAsia"/>
+        </w:rPr>
+        <w:t>dirty read</w:t>
+      </w:r>
+      <w:r>
+        <w:rPr>
+          <w:rFonts w:hint="eastAsia"/>
+        </w:rPr>
+        <w:t>、</w:t>
+      </w:r>
+      <w:r>
+        <w:rPr>
+          <w:rFonts w:hint="eastAsia"/>
+        </w:rPr>
+        <w:t>dirty write</w:t>
+      </w:r>
+      <w:r>
+        <w:rPr>
+          <w:rFonts w:hint="eastAsia"/>
+        </w:rPr>
+        <w:t>、</w:t>
+      </w:r>
+      <w:r>
+        <w:rPr>
+          <w:rFonts w:hint="eastAsia"/>
+        </w:rPr>
+        <w:t>Non Repeatable read</w:t>
+      </w:r>
+      <w:r>
+        <w:rPr>
+          <w:rFonts w:hint="eastAsia"/>
+        </w:rPr>
+        <w:t>、</w:t>
+      </w:r>
+      <w:r>
+        <w:rPr>
+          <w:rFonts w:hint="eastAsia"/>
+        </w:rPr>
+        <w:t>r</w:t>
+      </w:r>
+      <w:r>
+        <w:rPr>
+          <w:rFonts w:hint="eastAsia"/>
+        </w:rPr>
+        <w:t>ead skew</w:t>
+      </w:r>
+      <w:r>
+        <w:rPr>
+          <w:rFonts w:hint="eastAsia"/>
+        </w:rPr>
+        <w:t>、</w:t>
+      </w:r>
+      <w:r>
+        <w:rPr>
+          <w:rFonts w:hint="eastAsia"/>
+        </w:rPr>
+        <w:t>但</w:t>
+      </w:r>
+      <w:r>
+        <w:rPr>
+          <w:rFonts w:hint="eastAsia"/>
+        </w:rPr>
+        <w:t>仍可能出現</w:t>
+      </w:r>
+      <w:r>
+        <w:t>w</w:t>
+      </w:r>
+      <w:r>
+        <w:rPr>
+          <w:rFonts w:hint="eastAsia"/>
+        </w:rPr>
+        <w:t>rite</w:t>
+      </w:r>
+      <w:r>
+        <w:t xml:space="preserve"> </w:t>
+      </w:r>
+      <w:r>
+        <w:rPr>
+          <w:rFonts w:hint="eastAsia"/>
+        </w:rPr>
+        <w:t>skew</w:t>
+      </w:r>
+      <w:r>
+        <w:rPr>
+          <w:rFonts w:hint="eastAsia"/>
+        </w:rPr>
+        <w:t>，</w:t>
+      </w:r>
+    </w:p>
+    <w:p/>
+    <w:p>
+      <w:r>
+        <w:t>PostgreSQL Serializable</w:t>
+      </w:r>
+      <w:r>
+        <w:rPr>
+          <w:rFonts w:hint="eastAsia"/>
+        </w:rPr>
+        <w:t>用的是</w:t>
+      </w:r>
+      <w:r>
+        <w:rPr>
+          <w:rFonts w:hint="eastAsia"/>
+        </w:rPr>
+        <w:t>SSI(</w:t>
+      </w:r>
+      <w:r>
+        <w:t>Serializable Snapshot Isolation)</w:t>
+      </w:r>
+      <w:r>
+        <w:rPr>
+          <w:rFonts w:hint="eastAsia"/>
+        </w:rPr>
+        <w:t>，</w:t>
+      </w:r>
+      <w:r>
+        <w:rPr>
+          <w:rFonts w:hint="eastAsia"/>
+        </w:rPr>
+        <w:t>SSI</w:t>
+      </w:r>
+      <w:r>
+        <w:rPr>
+          <w:rFonts w:hint="eastAsia"/>
+        </w:rPr>
+        <w:t>概念</w:t>
+      </w:r>
+      <w:r>
+        <w:rPr>
+          <w:rFonts w:hint="eastAsia"/>
+        </w:rPr>
+        <w:t>仍然用的是</w:t>
+      </w:r>
+      <w:r>
+        <w:rPr>
+          <w:rFonts w:hint="eastAsia"/>
+        </w:rPr>
+        <w:t>Snapshot Isolation</w:t>
+      </w:r>
+      <w:r>
+        <w:rPr>
+          <w:rFonts w:hint="eastAsia"/>
+        </w:rPr>
+        <w:t>，</w:t>
+      </w:r>
+      <w:r>
+        <w:rPr>
+          <w:rFonts w:hint="eastAsia"/>
+        </w:rPr>
+        <w:t>但</w:t>
+      </w:r>
+      <w:r>
+        <w:rPr>
+          <w:rFonts w:hint="eastAsia"/>
+        </w:rPr>
+        <w:t>當一個</w:t>
+      </w:r>
+      <w:r>
+        <w:rPr>
+          <w:rFonts w:hint="eastAsia"/>
+        </w:rPr>
+        <w:t>transaction</w:t>
+      </w:r>
+      <w:r>
+        <w:rPr>
+          <w:rFonts w:hint="eastAsia"/>
+        </w:rPr>
+        <w:t>要</w:t>
+      </w:r>
+      <w:r>
+        <w:rPr>
+          <w:rFonts w:hint="eastAsia"/>
+        </w:rPr>
+        <w:t>commit</w:t>
+      </w:r>
+      <w:r>
+        <w:rPr>
+          <w:rFonts w:hint="eastAsia"/>
+        </w:rPr>
+        <w:t>的時候，資料庫要檢查</w:t>
+      </w:r>
+      <w:r>
+        <w:rPr>
+          <w:rFonts w:hint="eastAsia"/>
+        </w:rPr>
+        <w:t>transaciton</w:t>
+      </w:r>
+      <w:r>
+        <w:rPr>
+          <w:rFonts w:hint="eastAsia"/>
+        </w:rPr>
+        <w:t>之間的讀寫關係</w:t>
+      </w:r>
+      <w:r>
+        <w:rPr>
+          <w:rFonts w:hint="eastAsia"/>
+        </w:rPr>
+        <w:t>，</w:t>
+      </w:r>
+      <w:r>
+        <w:rPr>
+          <w:rFonts w:hint="eastAsia"/>
+        </w:rPr>
+        <w:t>如果偵測到導致序列化異常</w:t>
+      </w:r>
+      <w:r>
+        <w:rPr>
+          <w:rFonts w:hint="eastAsia"/>
+        </w:rPr>
+        <w:t>(</w:t>
+      </w:r>
+      <w:r>
+        <w:t>Serialization Anomaly</w:t>
+      </w:r>
+      <w:r>
+        <w:rPr>
+          <w:rFonts w:hint="eastAsia"/>
+        </w:rPr>
+        <w:t>)</w:t>
+      </w:r>
+      <w:r>
+        <w:rPr>
+          <w:rFonts w:hint="eastAsia"/>
+        </w:rPr>
+        <w:t>，則要停止</w:t>
+      </w:r>
+      <w:r>
+        <w:rPr>
+          <w:rFonts w:hint="eastAsia"/>
+        </w:rPr>
+        <w:t>其中一個</w:t>
+      </w:r>
+      <w:r>
+        <w:rPr>
+          <w:rFonts w:hint="eastAsia"/>
+        </w:rPr>
+        <w:t>transaction</w:t>
+      </w:r>
+      <w:r>
+        <w:rPr>
+          <w:rFonts w:hint="eastAsia"/>
+        </w:rPr>
+        <w:t>，然後重試</w:t>
+      </w:r>
+      <w:r>
+        <w:rPr>
+          <w:rFonts w:hint="eastAsia"/>
+        </w:rPr>
+        <w:t>，</w:t>
+      </w:r>
+      <w:r>
+        <w:rPr>
+          <w:rFonts w:hint="eastAsia"/>
+        </w:rPr>
+        <w:t>直到最終結果等價於</w:t>
+      </w:r>
+      <w:r>
+        <w:rPr>
+          <w:rFonts w:hint="eastAsia"/>
+        </w:rPr>
+        <w:t>循序執行的交易</w:t>
+      </w:r>
+      <w:r>
+        <w:rPr>
+          <w:rFonts w:hint="eastAsia"/>
+        </w:rPr>
+        <w:t>。</w:t>
+      </w:r>
+      <w:r>
+        <w:br/>
+      </w:r>
+      <w:r>
+        <w:br/>
+      </w:r>
+    </w:p>
+    <w:p/>
+    <w:p/>
+    <w:p/>
+    <w:p/>
+    <w:p/>
+    <w:p>
+      <w:r>
+        <w:rPr>
+          <w:rFonts w:hint="eastAsia"/>
+        </w:rPr>
         <w:lastRenderedPageBreak/>
-        <w:t>I</w:t>
-      </w:r>
-      <w:r>
-        <w:rPr>
-          <w:rFonts w:hint="eastAsia"/>
-        </w:rPr>
-        <w:t>solation level</w:t>
-      </w:r>
-      <w:r>
-        <w:rPr>
-          <w:rFonts w:hint="eastAsia"/>
-        </w:rPr>
-        <w:t>規則層</w:t>
-      </w:r>
-      <w:r>
-        <w:rPr>
-          <w:rFonts w:hint="eastAsia"/>
-        </w:rPr>
-        <w:t>：</w:t>
+        <w:t>對應到我的實作專案部分：</w:t>
       </w:r>
     </w:p>
     <w:p>
       <w:r>
-        <w:t>定義</w:t>
-      </w:r>
-      <w:r>
-        <w:t xml:space="preserve"> transaction </w:t>
-      </w:r>
-      <w:r>
-        <w:t>之間允許看到什麼、不允許出現哪些異常。例如</w:t>
-      </w:r>
-      <w:r>
-        <w:t xml:space="preserve"> </w:t>
-      </w:r>
-      <w:r>
-        <w:t>R</w:t>
-      </w:r>
-      <w:r>
-        <w:rPr>
-          <w:rFonts w:hint="eastAsia"/>
-        </w:rPr>
-        <w:t>ead uncommitted</w:t>
-      </w:r>
-      <w:r>
-        <w:rPr>
-          <w:rFonts w:hint="eastAsia"/>
-        </w:rPr>
-        <w:t>、</w:t>
-      </w:r>
-      <w:r>
-        <w:t>Read Committed</w:t>
-      </w:r>
-      <w:r>
-        <w:t>、</w:t>
-      </w:r>
-      <w:r>
-        <w:t>Repeatable Read</w:t>
-      </w:r>
-      <w:r>
-        <w:t>、</w:t>
-      </w:r>
-      <w:r>
-        <w:t>Serializable</w:t>
-      </w:r>
-      <w:r>
-        <w:t>。</w:t>
+        <w:t>L</w:t>
+      </w:r>
+      <w:r>
+        <w:rPr>
+          <w:rFonts w:hint="eastAsia"/>
+        </w:rPr>
+        <w:t>ost update</w:t>
+      </w:r>
+      <w:r>
+        <w:rPr>
+          <w:rFonts w:hint="eastAsia"/>
+        </w:rPr>
+        <w:t>，</w:t>
+      </w:r>
+      <w:r>
+        <w:rPr>
+          <w:rFonts w:hint="eastAsia"/>
+        </w:rPr>
+        <w:t>如果</w:t>
+      </w:r>
+      <w:r>
+        <w:rPr>
+          <w:rFonts w:hint="eastAsia"/>
+        </w:rPr>
+        <w:t>原先預計</w:t>
+      </w:r>
+      <w:r>
+        <w:rPr>
+          <w:rFonts w:hint="eastAsia"/>
+        </w:rPr>
+        <w:t>發</w:t>
+      </w:r>
+      <w:r>
+        <w:t>1</w:t>
+      </w:r>
+      <w:r>
+        <w:rPr>
+          <w:rFonts w:hint="eastAsia"/>
+        </w:rPr>
+        <w:t>00</w:t>
+      </w:r>
+      <w:r>
+        <w:rPr>
+          <w:rFonts w:hint="eastAsia"/>
+        </w:rPr>
+        <w:t>張，兩個</w:t>
+      </w:r>
+      <w:r>
+        <w:rPr>
+          <w:rFonts w:hint="eastAsia"/>
+        </w:rPr>
+        <w:t>request</w:t>
+      </w:r>
+      <w:r>
+        <w:rPr>
+          <w:rFonts w:hint="eastAsia"/>
+        </w:rPr>
+        <w:t>都同時讀取到</w:t>
+      </w:r>
+      <w:r>
+        <w:rPr>
+          <w:rFonts w:hint="eastAsia"/>
+        </w:rPr>
+        <w:t>issue_count=99</w:t>
+      </w:r>
+      <w:r>
+        <w:rPr>
+          <w:rFonts w:hint="eastAsia"/>
+        </w:rPr>
+        <w:t>，則兩個都會判斷還可以發優惠券，</w:t>
+      </w:r>
+      <w:r>
+        <w:rPr>
+          <w:rFonts w:hint="eastAsia"/>
+        </w:rPr>
+        <w:t>這樣會導致兩個</w:t>
+      </w:r>
+      <w:r>
+        <w:rPr>
+          <w:rFonts w:hint="eastAsia"/>
+        </w:rPr>
+        <w:t>request</w:t>
+      </w:r>
+      <w:r>
+        <w:rPr>
+          <w:rFonts w:hint="eastAsia"/>
+        </w:rPr>
+        <w:t>都成功拿到優惠券，最終</w:t>
+      </w:r>
+      <w:r>
+        <w:t>i</w:t>
+      </w:r>
+      <w:r>
+        <w:rPr>
+          <w:rFonts w:hint="eastAsia"/>
+        </w:rPr>
+        <w:t>ssue_count &gt; total_limit</w:t>
+      </w:r>
+      <w:r>
+        <w:rPr>
+          <w:rFonts w:hint="eastAsia"/>
+        </w:rPr>
+        <w:t>，造成超發的問題。</w:t>
       </w:r>
     </w:p>
     <w:p>
-      <w:pPr>
-        <w:rPr>
-          <w:rFonts w:hint="eastAsia"/>
-        </w:rPr>
-      </w:pPr>
-      <w:r>
-        <w:t>C</w:t>
-      </w:r>
-      <w:r>
-        <w:rPr>
-          <w:rFonts w:hint="eastAsia"/>
-        </w:rPr>
-        <w:t>oncurrency control mechanism</w:t>
-      </w:r>
-      <w:r>
-        <w:rPr>
-          <w:rFonts w:hint="eastAsia"/>
-        </w:rPr>
-        <w:t>實現層</w:t>
-      </w:r>
-      <w:r>
-        <w:rPr>
-          <w:rFonts w:hint="eastAsia"/>
-        </w:rPr>
-        <w:t>：</w:t>
-      </w:r>
-      <w:r>
-        <w:t>資料庫用來達成隔離級別的技術。例如</w:t>
-      </w:r>
-      <w:r>
-        <w:rPr>
-          <w:rFonts w:hint="eastAsia"/>
-        </w:rPr>
-        <w:t>2PL</w:t>
-      </w:r>
-      <w:r>
-        <w:rPr>
-          <w:rFonts w:hint="eastAsia"/>
-        </w:rPr>
-        <w:t>、</w:t>
-      </w:r>
-      <w:r>
-        <w:rPr>
-          <w:rFonts w:hint="eastAsia"/>
-        </w:rPr>
-        <w:t>MVCC</w:t>
-      </w:r>
-      <w:r>
-        <w:rPr>
-          <w:rFonts w:hint="eastAsia"/>
-        </w:rPr>
-        <w:t>、</w:t>
-      </w:r>
-      <w:r>
-        <w:rPr>
-          <w:rFonts w:hint="eastAsia"/>
-        </w:rPr>
-        <w:t>OCC(</w:t>
-      </w:r>
-      <w:r>
-        <w:rPr>
-          <w:rFonts w:hint="eastAsia"/>
-        </w:rPr>
-        <w:t>最後驗證衝突</w:t>
-      </w:r>
-      <w:r>
-        <w:t>)</w:t>
-      </w:r>
-      <w:r>
-        <w:rPr>
-          <w:rFonts w:hint="eastAsia"/>
-        </w:rPr>
-        <w:t>、</w:t>
-      </w:r>
-      <w:r>
-        <w:rPr>
-          <w:rFonts w:hint="eastAsia"/>
-        </w:rPr>
-        <w:t>SSI</w:t>
+      <w:r>
+        <w:rPr>
+          <w:rFonts w:hint="eastAsia"/>
+        </w:rPr>
+        <w:t>所以透過</w:t>
+      </w:r>
+      <w:r>
+        <w:rPr>
+          <w:rFonts w:hint="eastAsia"/>
+        </w:rPr>
+        <w:t>OptimisticLock</w:t>
+      </w:r>
+      <w:r>
+        <w:rPr>
+          <w:rFonts w:hint="eastAsia"/>
+        </w:rPr>
+        <w:t>的</w:t>
+      </w:r>
+      <w:r>
+        <w:rPr>
+          <w:rFonts w:hint="eastAsia"/>
+        </w:rPr>
+        <w:t>Version</w:t>
+      </w:r>
+      <w:r>
+        <w:rPr>
+          <w:rFonts w:hint="eastAsia"/>
+        </w:rPr>
+        <w:t>欄位做</w:t>
+      </w:r>
+      <w:r>
+        <w:rPr>
+          <w:rFonts w:hint="eastAsia"/>
+        </w:rPr>
+        <w:t>比較</w:t>
+      </w:r>
+      <w:r>
+        <w:rPr>
+          <w:rFonts w:hint="eastAsia"/>
+        </w:rPr>
+        <w:t>，更新的時候做</w:t>
       </w:r>
     </w:p>
     <w:p>
-      <w:pPr>
-        <w:rPr>
-          <w:rFonts w:hint="eastAsia"/>
-        </w:rPr>
-      </w:pPr>
-      <w:r>
-        <w:t>L</w:t>
-      </w:r>
-      <w:r>
-        <w:rPr>
-          <w:rFonts w:hint="eastAsia"/>
-        </w:rPr>
-        <w:t>ock</w:t>
-      </w:r>
-      <w:r>
-        <w:rPr>
-          <w:rFonts w:hint="eastAsia"/>
-        </w:rPr>
-        <w:t>鎖</w:t>
-      </w:r>
-      <w:r>
-        <w:rPr>
-          <w:rFonts w:hint="eastAsia"/>
-        </w:rPr>
-        <w:t>層</w:t>
-      </w:r>
-      <w:r>
-        <w:rPr>
-          <w:rFonts w:hint="eastAsia"/>
-        </w:rPr>
-        <w:t>：</w:t>
-      </w:r>
-      <w:r>
-        <w:t>更底層的同步手段，可能鎖</w:t>
-      </w:r>
-      <w:r>
-        <w:rPr>
-          <w:rFonts w:hint="eastAsia"/>
-        </w:rPr>
-        <w:t>住</w:t>
-      </w:r>
-      <w:r>
-        <w:t xml:space="preserve"> row</w:t>
-      </w:r>
-      <w:r>
-        <w:t>、</w:t>
-      </w:r>
-      <w:r>
-        <w:t>page</w:t>
-      </w:r>
-      <w:r>
-        <w:t>、</w:t>
-      </w:r>
-      <w:r>
-        <w:t>table</w:t>
-      </w:r>
-      <w:r>
-        <w:t>、</w:t>
-      </w:r>
-      <w:r>
-        <w:t>predicate/range</w:t>
-      </w:r>
-      <w:r>
-        <w:t>，用來控制誰能讀寫哪些資料。</w:t>
+      <w:r>
+        <w:t>update coupon_campaign</w:t>
+      </w:r>
+      <w:r>
+        <w:br/>
+        <w:t>set issue_count = issue_count + 1,</w:t>
+      </w:r>
+      <w:r>
+        <w:br/>
+        <w:t>version = version + 1</w:t>
+      </w:r>
+      <w:r>
+        <w:br/>
+        <w:t>where id = ?</w:t>
+      </w:r>
+      <w:r>
+        <w:br/>
+        <w:t>and version = ?</w:t>
       </w:r>
     </w:p>
     <w:p>
-      <w:pPr>
-        <w:rPr>
-          <w:rFonts w:hint="eastAsia"/>
-        </w:rPr>
-      </w:pPr>
+      <w:r>
+        <w:rPr>
+          <w:rFonts w:hint="eastAsia"/>
+        </w:rPr>
+        <w:t>如果</w:t>
+      </w:r>
+      <w:r>
+        <w:rPr>
+          <w:rFonts w:hint="eastAsia"/>
+        </w:rPr>
+        <w:t>version</w:t>
+      </w:r>
+      <w:r>
+        <w:rPr>
+          <w:rFonts w:hint="eastAsia"/>
+        </w:rPr>
+        <w:t>不一樣，代表被其他的</w:t>
+      </w:r>
+      <w:r>
+        <w:t>t</w:t>
+      </w:r>
+      <w:r>
+        <w:rPr>
+          <w:rFonts w:hint="eastAsia"/>
+        </w:rPr>
+        <w:t>ransaction</w:t>
+      </w:r>
+      <w:r>
+        <w:rPr>
+          <w:rFonts w:hint="eastAsia"/>
+        </w:rPr>
+        <w:t>改過，就會觸發</w:t>
+      </w:r>
+      <w:r>
+        <w:rPr>
+          <w:rFonts w:hint="eastAsia"/>
+        </w:rPr>
+        <w:t>retry/conflict</w:t>
+      </w:r>
     </w:p>
+    <w:p/>
+    <w:p/>
+    <w:p>
+      <w:r>
+        <w:t>I</w:t>
+      </w:r>
+      <w:r>
+        <w:rPr>
+          <w:rFonts w:hint="eastAsia"/>
+        </w:rPr>
+        <w:t>solation level</w:t>
+      </w:r>
+      <w:r>
+        <w:rPr>
+          <w:rFonts w:hint="eastAsia"/>
+        </w:rPr>
+        <w:t>規則層：</w:t>
+      </w:r>
+    </w:p>
+    <w:p>
+      <w:r>
+        <w:t>定義</w:t>
+      </w:r>
+      <w:r>
+        <w:t xml:space="preserve"> transaction </w:t>
+      </w:r>
+      <w:r>
+        <w:t>之間允許看到什麼、不允許出現哪些異常。例如</w:t>
+      </w:r>
+      <w:r>
+        <w:t xml:space="preserve"> </w:t>
+      </w:r>
+      <w:r>
+        <w:t>R</w:t>
+      </w:r>
+      <w:r>
+        <w:rPr>
+          <w:rFonts w:hint="eastAsia"/>
+        </w:rPr>
+        <w:t>ead uncommitted</w:t>
+      </w:r>
+      <w:r>
+        <w:rPr>
+          <w:rFonts w:hint="eastAsia"/>
+        </w:rPr>
+        <w:t>、</w:t>
+      </w:r>
+      <w:r>
+        <w:t>Read Committed</w:t>
+      </w:r>
+      <w:r>
+        <w:t>、</w:t>
+      </w:r>
+      <w:r>
+        <w:t>Repeatable Read</w:t>
+      </w:r>
+      <w:r>
+        <w:t>、</w:t>
+      </w:r>
+      <w:r>
+        <w:t>Serializable</w:t>
+      </w:r>
+      <w:r>
+        <w:t>。</w:t>
+      </w:r>
+    </w:p>
+    <w:p>
+      <w:r>
+        <w:t>C</w:t>
+      </w:r>
+      <w:r>
+        <w:rPr>
+          <w:rFonts w:hint="eastAsia"/>
+        </w:rPr>
+        <w:t>oncurrency control mechanism</w:t>
+      </w:r>
+      <w:r>
+        <w:rPr>
+          <w:rFonts w:hint="eastAsia"/>
+        </w:rPr>
+        <w:t>實現層：</w:t>
+      </w:r>
+      <w:r>
+        <w:t>資料庫用來達成隔離級別的技術。例如</w:t>
+      </w:r>
+      <w:r>
+        <w:rPr>
+          <w:rFonts w:hint="eastAsia"/>
+        </w:rPr>
+        <w:t>2PL</w:t>
+      </w:r>
+      <w:r>
+        <w:rPr>
+          <w:rFonts w:hint="eastAsia"/>
+        </w:rPr>
+        <w:t>、</w:t>
+      </w:r>
+      <w:r>
+        <w:rPr>
+          <w:rFonts w:hint="eastAsia"/>
+        </w:rPr>
+        <w:t>MVCC</w:t>
+      </w:r>
+      <w:r>
+        <w:rPr>
+          <w:rFonts w:hint="eastAsia"/>
+        </w:rPr>
+        <w:t>、</w:t>
+      </w:r>
+      <w:r>
+        <w:rPr>
+          <w:rFonts w:hint="eastAsia"/>
+        </w:rPr>
+        <w:t>OCC(</w:t>
+      </w:r>
+      <w:r>
+        <w:rPr>
+          <w:rFonts w:hint="eastAsia"/>
+        </w:rPr>
+        <w:t>最後驗證衝突</w:t>
+      </w:r>
+      <w:r>
+        <w:t>)</w:t>
+      </w:r>
+      <w:r>
+        <w:rPr>
+          <w:rFonts w:hint="eastAsia"/>
+        </w:rPr>
+        <w:t>、</w:t>
+      </w:r>
+      <w:r>
+        <w:rPr>
+          <w:rFonts w:hint="eastAsia"/>
+        </w:rPr>
+        <w:t>SSI</w:t>
+      </w:r>
+    </w:p>
+    <w:p>
+      <w:r>
+        <w:t>L</w:t>
+      </w:r>
+      <w:r>
+        <w:rPr>
+          <w:rFonts w:hint="eastAsia"/>
+        </w:rPr>
+        <w:t>ock</w:t>
+      </w:r>
+      <w:r>
+        <w:rPr>
+          <w:rFonts w:hint="eastAsia"/>
+        </w:rPr>
+        <w:t>鎖層：</w:t>
+      </w:r>
+      <w:r>
+        <w:t>更底層的同步手段，可能鎖</w:t>
+      </w:r>
+      <w:r>
+        <w:rPr>
+          <w:rFonts w:hint="eastAsia"/>
+        </w:rPr>
+        <w:t>住</w:t>
+      </w:r>
+      <w:r>
+        <w:t xml:space="preserve"> row</w:t>
+      </w:r>
+      <w:r>
+        <w:t>、</w:t>
+      </w:r>
+      <w:r>
+        <w:t>page</w:t>
+      </w:r>
+      <w:r>
+        <w:t>、</w:t>
+      </w:r>
+      <w:r>
+        <w:t>table</w:t>
+      </w:r>
+      <w:r>
+        <w:t>、</w:t>
+      </w:r>
+      <w:r>
+        <w:t>predicate/range</w:t>
+      </w:r>
+      <w:r>
+        <w:t>，用來控制誰能讀寫哪些資料。</w:t>
+      </w:r>
+    </w:p>
+    <w:p/>
     <w:sectPr>
       <w:pgSz w:w="11906" w:h="16838"/>
       <w:pgMar w:top="1440" w:right="1800" w:bottom="1440" w:left="1800" w:header="851" w:footer="992" w:gutter="0"/>
@@ -2287,6 +2921,7 @@
   <w:style w:type="character" w:default="1" w:styleId="a0">
     <w:name w:val="Default Paragraph Font"/>
     <w:uiPriority w:val="1"/>
+    <w:semiHidden/>
     <w:unhideWhenUsed/>
   </w:style>
   <w:style w:type="table" w:default="1" w:styleId="a1">
@@ -2974,4 +3609,16 @@
     </a:ext>
   </a:extLst>
 </a:theme>
+</file>
+
+<file path=customXml/item1.xml><?xml version="1.0" encoding="utf-8"?>
+<b:Sources xmlns:b="http://schemas.openxmlformats.org/officeDocument/2006/bibliography" xmlns="http://schemas.openxmlformats.org/officeDocument/2006/bibliography" SelectedStyle="\APASixthEditionOfficeOnline.xsl" StyleName="APA" Version="6"/>
+</file>
+
+<file path=customXml/itemProps1.xml><?xml version="1.0" encoding="utf-8"?>
+<ds:datastoreItem xmlns:ds="http://schemas.openxmlformats.org/officeDocument/2006/customXml" ds:itemID="{6859A7AA-E24E-4980-8E6E-6AA80C515F70}">
+  <ds:schemaRefs>
+    <ds:schemaRef ds:uri="http://schemas.openxmlformats.org/officeDocument/2006/bibliography"/>
+  </ds:schemaRefs>
+</ds:datastoreItem>
 </file>